--- a/filesystem/ACTD/Ops/owl_service_rules.docx
+++ b/filesystem/ACTD/Ops/owl_service_rules.docx
@@ -2093,7 +2093,7 @@
           <w:color w:val="1B2A4E"/>
           <w:sz w:val="21"/>
         </w:rPr>
-        <w:t xml:space="preserve">Rule 506. DOT Post-Accident Testing — 49 CFR Part 655. </w:t>
+        <w:t>Rule 506. DOT Post-Accident Testing — 49 CFR Part 655. Post-accident controlled-substances and alcohol testing shall be conducted in accordance with 49 CFR Part 655 (and the testing procedures of 49 CFR Part 40 incorporated therein). Testing is required upon any accident meeting the Part 655 threshold: an accident involving loss of human life, or any other accident in which the operator's performance cannot be completely discounted as a contributing factor, as determined by the District using the best information available at the time. Alcohol testing under Part 655 shall be initiated as soon as practicable and, if not administered within eight (8) hours following the accident, shall be discontinued and the reasons for the delay documented. Controlled-substances testing shall be initiated as soon as practicable and, if not administered within thirty-two (32) hours, shall be discontinued and the reasons for the delay documented. Testing is administered by a qualified Breath Alcohol Technician (BAT) and a qualified urine specimen collector under the District’s Part 655 program. An operator who is subject to Part 655 post-accident testing shall remain readily available for such testing and shall not consume alcohol for a period of eight (8) hours following the accident or until the alcohol test is administered, whichever occurs first. Refusal to submit to testing is treated as a positive test result under Part 655 and these Rules.</w:t>
       </w:r>
       <w:r>
         <w:rPr>
@@ -2101,7 +2101,6 @@
           <w:color w:val="2A2F3A"/>
           <w:sz w:val="21"/>
         </w:rPr>
-        <w:t>Post-accident controlled-substances and alcohol testing shall be conducted in accordance with 49 CFR Part 655 (and the testing procedures of 49 CFR Part 40 incorporated therein). Testing is required upon any accident meeting the Part 655 threshold, including, without limitation, an accident involving loss of human life; an accident in which the operator receives a citation under state or local law for a moving traffic violation arising from the accident and in which any individual suffers bodily injury and immediately receives medical treatment away from the scene, or in which one or more vehicles incurs disabling damage as a result of the accident and is transported away from the scene by a tow truck or other vehicle. Alcohol testing under Part 655 shall be initiated as soon as practicable and, if not administered within eight (8) hours following the accident, shall be discontinued and the reasons for the delay documented. Controlled-substances testing shall be initiated as soon as practicable and, if not administered within thirty-two (32) hours, shall be discontinued and the reasons for the delay documented. Testing is administered by a qualified Breath Alcohol Technician (BAT) and a qualified urine specimen collector under the District’s Part 655 program. An operator who is subject to Part 655 post-accident testing shall remain readily available for such testing and shall not consume alcohol for a period of eight (8) hours following the accident or until the alcohol test is administered, whichever occurs first. Refusal to submit to testing is treated as a positive test result under Part 655 and these Rules.</w:t>
       </w:r>
     </w:p>
     <w:p>

--- a/filesystem/ACTD/Ops/owl_service_rules.docx
+++ b/filesystem/ACTD/Ops/owl_service_rules.docx
@@ -26,7 +26,7 @@
         <w:rPr>
           <w:rFonts w:ascii="Helvetica" w:hAnsi="Helvetica" w:cs="Helvetica" w:eastAsia="Helvetica"/>
           <w:i/>
-          <w:color w:val="B8893B"/>
+          <w:color w:val="6B4A17"/>
           <w:sz w:val="21"/>
         </w:rPr>
         <w:t>A Public Agency</w:t>
@@ -495,7 +495,7 @@
         <w:rPr>
           <w:rFonts w:ascii="Helvetica" w:hAnsi="Helvetica" w:cs="Helvetica" w:eastAsia="Helvetica"/>
           <w:b/>
-          <w:color w:val="B8893B"/>
+          <w:color w:val="6B4A17"/>
           <w:sz w:val="21"/>
         </w:rPr>
         <w:t>1.</w:t>
@@ -518,7 +518,7 @@
         <w:rPr>
           <w:rFonts w:ascii="Helvetica" w:hAnsi="Helvetica" w:cs="Helvetica" w:eastAsia="Helvetica"/>
           <w:b/>
-          <w:color w:val="B8893B"/>
+          <w:color w:val="6B4A17"/>
           <w:sz w:val="21"/>
         </w:rPr>
         <w:t>2.</w:t>
@@ -541,7 +541,7 @@
         <w:rPr>
           <w:rFonts w:ascii="Helvetica" w:hAnsi="Helvetica" w:cs="Helvetica" w:eastAsia="Helvetica"/>
           <w:b/>
-          <w:color w:val="B8893B"/>
+          <w:color w:val="6B4A17"/>
           <w:sz w:val="21"/>
         </w:rPr>
         <w:t>3.</w:t>
@@ -564,7 +564,7 @@
         <w:rPr>
           <w:rFonts w:ascii="Helvetica" w:hAnsi="Helvetica" w:cs="Helvetica" w:eastAsia="Helvetica"/>
           <w:b/>
-          <w:color w:val="B8893B"/>
+          <w:color w:val="6B4A17"/>
           <w:sz w:val="21"/>
         </w:rPr>
         <w:t>4.</w:t>
@@ -587,7 +587,7 @@
         <w:rPr>
           <w:rFonts w:ascii="Helvetica" w:hAnsi="Helvetica" w:cs="Helvetica" w:eastAsia="Helvetica"/>
           <w:b/>
-          <w:color w:val="B8893B"/>
+          <w:color w:val="6B4A17"/>
           <w:sz w:val="21"/>
         </w:rPr>
         <w:t>5.</w:t>
@@ -610,7 +610,7 @@
         <w:rPr>
           <w:rFonts w:ascii="Helvetica" w:hAnsi="Helvetica" w:cs="Helvetica" w:eastAsia="Helvetica"/>
           <w:b/>
-          <w:color w:val="B8893B"/>
+          <w:color w:val="6B4A17"/>
           <w:sz w:val="21"/>
         </w:rPr>
         <w:t>6.</w:t>
@@ -1893,7 +1893,7 @@
         <w:rPr>
           <w:rFonts w:ascii="Helvetica" w:hAnsi="Helvetica" w:cs="Helvetica" w:eastAsia="Helvetica"/>
           <w:b/>
-          <w:color w:val="B8893B"/>
+          <w:color w:val="6B4A17"/>
           <w:sz w:val="20"/>
         </w:rPr>
         <w:t>(a) Bring the vehicle to a controlled stop, place the transmission in neutral (or park), set the parking brake, and secure the vehicle;</w:t>
@@ -1908,7 +1908,7 @@
         <w:rPr>
           <w:rFonts w:ascii="Helvetica" w:hAnsi="Helvetica" w:cs="Helvetica" w:eastAsia="Helvetica"/>
           <w:b/>
-          <w:color w:val="B8893B"/>
+          <w:color w:val="6B4A17"/>
           <w:sz w:val="20"/>
         </w:rPr>
         <w:t>(b) Assess passengers and, where any injury is reported or apparent, direct Dispatch by radio to summon emergency medical services;</w:t>
@@ -1923,7 +1923,7 @@
         <w:rPr>
           <w:rFonts w:ascii="Helvetica" w:hAnsi="Helvetica" w:cs="Helvetica" w:eastAsia="Helvetica"/>
           <w:b/>
-          <w:color w:val="B8893B"/>
+          <w:color w:val="6B4A17"/>
           <w:sz w:val="20"/>
         </w:rPr>
         <w:t>(c) Notify Dispatch of the incident, providing location, block, vehicle number, nature of the incident, whether injuries are reported, and whether law enforcement is on scene or required;</w:t>
@@ -1938,7 +1938,7 @@
         <w:rPr>
           <w:rFonts w:ascii="Helvetica" w:hAnsi="Helvetica" w:cs="Helvetica" w:eastAsia="Helvetica"/>
           <w:b/>
-          <w:color w:val="B8893B"/>
+          <w:color w:val="6B4A17"/>
           <w:sz w:val="20"/>
         </w:rPr>
         <w:t>(d) Activate hazard lights and, where appropriate and safe, deploy reflective triangles or other warning devices;</w:t>
@@ -1953,7 +1953,7 @@
         <w:rPr>
           <w:rFonts w:ascii="Helvetica" w:hAnsi="Helvetica" w:cs="Helvetica" w:eastAsia="Helvetica"/>
           <w:b/>
-          <w:color w:val="B8893B"/>
+          <w:color w:val="6B4A17"/>
           <w:sz w:val="20"/>
         </w:rPr>
         <w:t>(e) Do not move the vehicle from its final rest position except as directed by responding law enforcement or where doing so is necessary to protect life or clear an active traffic hazard;</w:t>
@@ -1968,7 +1968,7 @@
         <w:rPr>
           <w:rFonts w:ascii="Helvetica" w:hAnsi="Helvetica" w:cs="Helvetica" w:eastAsia="Helvetica"/>
           <w:b/>
-          <w:color w:val="B8893B"/>
+          <w:color w:val="6B4A17"/>
           <w:sz w:val="20"/>
         </w:rPr>
         <w:t>(f) Secure the scene from further hazard to the extent within the operator’s ability;</w:t>
@@ -1983,7 +1983,7 @@
         <w:rPr>
           <w:rFonts w:ascii="Helvetica" w:hAnsi="Helvetica" w:cs="Helvetica" w:eastAsia="Helvetica"/>
           <w:b/>
-          <w:color w:val="B8893B"/>
+          <w:color w:val="6B4A17"/>
           <w:sz w:val="20"/>
         </w:rPr>
         <w:t>(g) Remain at the scene until released by responding law enforcement and by the Field Supervisor.</w:t>
@@ -2201,7 +2201,7 @@
         <w:rPr>
           <w:rFonts w:ascii="Helvetica" w:hAnsi="Helvetica" w:cs="Helvetica" w:eastAsia="Helvetica"/>
           <w:b/>
-          <w:color w:val="B8893B"/>
+          <w:color w:val="6B4A17"/>
           <w:sz w:val="20"/>
         </w:rPr>
         <w:t>(a) Operating an Owl block while under the influence of alcohol or a controlled substance, or with any measurable blood-alcohol concentration in violation of 49 CFR Part 382 or Part 655 or state law;</w:t>
@@ -2216,7 +2216,7 @@
         <w:rPr>
           <w:rFonts w:ascii="Helvetica" w:hAnsi="Helvetica" w:cs="Helvetica" w:eastAsia="Helvetica"/>
           <w:b/>
-          <w:color w:val="B8893B"/>
+          <w:color w:val="6B4A17"/>
           <w:sz w:val="20"/>
         </w:rPr>
         <w:t>(b) Refusing to submit to post-accident testing required by 49 CFR Part 655;</w:t>
@@ -2231,7 +2231,7 @@
         <w:rPr>
           <w:rFonts w:ascii="Helvetica" w:hAnsi="Helvetica" w:cs="Helvetica" w:eastAsia="Helvetica"/>
           <w:b/>
-          <w:color w:val="B8893B"/>
+          <w:color w:val="6B4A17"/>
           <w:sz w:val="20"/>
         </w:rPr>
         <w:t>(c) Falsifying the pre-trip inspection, the Vehicle Condition Report, the run log, an incident report, or a time record;</w:t>
@@ -2246,7 +2246,7 @@
         <w:rPr>
           <w:rFonts w:ascii="Helvetica" w:hAnsi="Helvetica" w:cs="Helvetica" w:eastAsia="Helvetica"/>
           <w:b/>
-          <w:color w:val="B8893B"/>
+          <w:color w:val="6B4A17"/>
           <w:sz w:val="20"/>
         </w:rPr>
         <w:t>(d) Leaving the scene of a reportable collision before being released under Rule 501(g);</w:t>
@@ -2261,7 +2261,7 @@
         <w:rPr>
           <w:rFonts w:ascii="Helvetica" w:hAnsi="Helvetica" w:cs="Helvetica" w:eastAsia="Helvetica"/>
           <w:b/>
-          <w:color w:val="B8893B"/>
+          <w:color w:val="6B4A17"/>
           <w:sz w:val="20"/>
         </w:rPr>
         <w:t>(e) Operating an Owl block without a valid Class B commercial license with passenger endorsement or without a current DOT medical certificate.</w:t>
@@ -2299,7 +2299,7 @@
         <w:rPr>
           <w:rFonts w:ascii="Helvetica" w:hAnsi="Helvetica" w:cs="Helvetica" w:eastAsia="Helvetica"/>
           <w:b/>
-          <w:color w:val="B8893B"/>
+          <w:color w:val="6B4A17"/>
           <w:sz w:val="20"/>
         </w:rPr>
         <w:t>(a) Operating outside the assigned route, block, or run schedule of record without Dispatch approval logged under Rule 304;</w:t>
@@ -2314,7 +2314,7 @@
         <w:rPr>
           <w:rFonts w:ascii="Helvetica" w:hAnsi="Helvetica" w:cs="Helvetica" w:eastAsia="Helvetica"/>
           <w:b/>
-          <w:color w:val="B8893B"/>
+          <w:color w:val="6B4A17"/>
           <w:sz w:val="20"/>
         </w:rPr>
         <w:t>(b) Failure to complete the Pre-Trip Inspection required by Rule 302;</w:t>
@@ -2329,7 +2329,7 @@
         <w:rPr>
           <w:rFonts w:ascii="Helvetica" w:hAnsi="Helvetica" w:cs="Helvetica" w:eastAsia="Helvetica"/>
           <w:b/>
-          <w:color w:val="B8893B"/>
+          <w:color w:val="6B4A17"/>
           <w:sz w:val="20"/>
         </w:rPr>
         <w:t>(c) Failure to make required incident notifications under Rule 501 or Rule 502;</w:t>
@@ -2344,7 +2344,7 @@
         <w:rPr>
           <w:rFonts w:ascii="Helvetica" w:hAnsi="Helvetica" w:cs="Helvetica" w:eastAsia="Helvetica"/>
           <w:b/>
-          <w:color w:val="B8893B"/>
+          <w:color w:val="6B4A17"/>
           <w:sz w:val="20"/>
         </w:rPr>
         <w:t>(d) Personal-device use in violation of Rule 305;</w:t>
@@ -2359,7 +2359,7 @@
         <w:rPr>
           <w:rFonts w:ascii="Helvetica" w:hAnsi="Helvetica" w:cs="Helvetica" w:eastAsia="Helvetica"/>
           <w:b/>
-          <w:color w:val="B8893B"/>
+          <w:color w:val="6B4A17"/>
           <w:sz w:val="20"/>
         </w:rPr>
         <w:t>(e) For Dispatch personnel, issuing route or schedule instructions off-record in violation of Rule 403 or Rule 407, or failing to log a deviation under Rule 404.</w:t>
@@ -2507,7 +2507,7 @@
           <w:color w:val="6B7280"/>
           <w:sz w:val="20"/>
         </w:rPr>
-        <w:t>_______________________________________</w:t>
+        <w:t>/s/ Priscilla Nakamura</w:t>
       </w:r>
     </w:p>
     <w:p>
@@ -2534,7 +2534,7 @@
           <w:rFonts w:ascii="Helvetica" w:hAnsi="Helvetica" w:cs="Helvetica" w:eastAsia="Helvetica"/>
           <w:b w:val="0"/>
           <w:i/>
-          <w:color w:val="B8893B"/>
+          <w:color w:val="6B4A17"/>
           <w:sz w:val="20"/>
         </w:rPr>
         <w:t>07/01/2024</w:t>
@@ -2550,7 +2550,7 @@
           <w:color w:val="6B7280"/>
           <w:sz w:val="20"/>
         </w:rPr>
-        <w:t>_______________________________________</w:t>
+        <w:t>/s/ Marlene Okonkwo</w:t>
       </w:r>
     </w:p>
     <w:p>
@@ -2577,7 +2577,7 @@
           <w:rFonts w:ascii="Helvetica" w:hAnsi="Helvetica" w:cs="Helvetica" w:eastAsia="Helvetica"/>
           <w:b w:val="0"/>
           <w:i/>
-          <w:color w:val="B8893B"/>
+          <w:color w:val="6B4A17"/>
           <w:sz w:val="20"/>
         </w:rPr>
         <w:t>07/01/2024</w:t>

--- a/filesystem/ACTD/Ops/owl_service_rules.docx
+++ b/filesystem/ACTD/Ops/owl_service_rules.docx
@@ -2093,7 +2093,7 @@
           <w:color w:val="1B2A4E"/>
           <w:sz w:val="21"/>
         </w:rPr>
-        <w:t>Rule 506. DOT Post-Accident Testing — 49 CFR Part 655. Post-accident controlled-substances and alcohol testing shall be conducted in accordance with 49 CFR Part 655 (and the testing procedures of 49 CFR Part 40 incorporated therein). Testing is required upon any accident meeting the Part 655 threshold: an accident involving loss of human life, or any other accident in which the operator's performance cannot be completely discounted as a contributing factor, as determined by the District using the best information available at the time. Alcohol testing under Part 655 shall be initiated as soon as practicable and, if not administered within eight (8) hours following the accident, shall be discontinued and the reasons for the delay documented. Controlled-substances testing shall be initiated as soon as practicable and, if not administered within thirty-two (32) hours, shall be discontinued and the reasons for the delay documented. Testing is administered by a qualified Breath Alcohol Technician (BAT) and a qualified urine specimen collector under the District’s Part 655 program. An operator who is subject to Part 655 post-accident testing shall remain readily available for such testing and shall not consume alcohol for a period of eight (8) hours following the accident or until the alcohol test is administered, whichever occurs first. Refusal to submit to testing is treated as a positive test result under Part 655 and these Rules.</w:t>
+        <w:t>Rule 506. DOT Post-Accident Testing — 49 CFR Part 655. Post-accident controlled-substances and alcohol testing shall be conducted in accordance with 49 CFR Part 655 (and the testing procedures of 49 CFR Part 40 incorporated therein). Testing is required upon any accident meeting the Part 655 threshold: an accident involving loss of human life; or an accident involving bodily injury with immediate medical treatment away from the scene, or disabling damage requiring tow-away, in which the operator's performance cannot be completely discounted as a contributing factor, as determined by the District using the best information available at the time. Alcohol testing under Part 655 shall be initiated as soon as practicable and, if not administered within eight (8) hours following the accident, shall be discontinued and the reasons for the delay documented. Controlled-substances testing shall be initiated as soon as practicable and, if not administered within thirty-two (32) hours, shall be discontinued and the reasons for the delay documented. Testing is administered by a qualified Breath Alcohol Technician (BAT) and a qualified urine specimen collector under the District’s Part 655 program. An operator who is subject to Part 655 post-accident testing shall remain readily available for such testing and shall not consume alcohol for a period of eight (8) hours following the accident or until the alcohol test is administered, whichever occurs first. Refusal to submit to testing is treated as a positive test result under Part 655 and these Rules.</w:t>
       </w:r>
       <w:r>
         <w:rPr>
